--- a/docs/Setting Up CloudFlared for Ollama Tunneling.docx
+++ b/docs/Setting Up CloudFlared for Ollama Tunneling.docx
@@ -572,6 +572,57 @@
         <w:t>-tunnel</w:t>
       </w:r>
     </w:p>
+    <w:p/>
+    <w:p/>
+    <w:p>
+      <w:pPr>
+        <w:rPr>
+          <w:b/>
+          <w:bCs/>
+        </w:rPr>
+      </w:pPr>
+      <w:r>
+        <w:rPr>
+          <w:rFonts w:ascii="Segoe UI Emoji" w:hAnsi="Segoe UI Emoji" w:cs="Segoe UI Emoji"/>
+          <w:b/>
+          <w:bCs/>
+        </w:rPr>
+        <w:t>⭐</w:t>
+      </w:r>
+      <w:r>
+        <w:rPr>
+          <w:b/>
+          <w:bCs/>
+        </w:rPr>
+        <w:t xml:space="preserve"> Use the full path to start the service</w:t>
+      </w:r>
+    </w:p>
+    <w:p>
+      <w:r>
+        <w:t>Run this:</w:t>
+      </w:r>
+    </w:p>
+    <w:p>
+      <w:r>
+        <w:t>Code</w:t>
+      </w:r>
+    </w:p>
+    <w:p>
+      <w:r>
+        <w:t xml:space="preserve">C:\Users\jagdevsinghdosanjh.RHINO\Tools\nssm-2.24\win64\nssm.exe start </w:t>
+      </w:r>
+      <w:proofErr w:type="spellStart"/>
+      <w:r>
+        <w:t>OllamaTunnel</w:t>
+      </w:r>
+      <w:proofErr w:type="spellEnd"/>
+    </w:p>
+    <w:p>
+      <w:r>
+        <w:t>This is the correct way.</w:t>
+      </w:r>
+    </w:p>
+    <w:p/>
     <w:p/>
     <w:sectPr>
       <w:pgSz w:w="12240" w:h="15840"/>
@@ -1186,7 +1237,6 @@
   <w:style w:type="character" w:default="1" w:styleId="DefaultParagraphFont">
     <w:name w:val="Default Paragraph Font"/>
     <w:uiPriority w:val="1"/>
-    <w:semiHidden/>
     <w:unhideWhenUsed/>
   </w:style>
   <w:style w:type="table" w:default="1" w:styleId="TableNormal">
